--- a/fase2.docx
+++ b/fase2.docx
@@ -526,6 +526,7 @@
               <w:tab w:val="right" w:leader="dot" w:pos="9350"/>
             </w:tabs>
             <w:rPr>
+              <w:rFonts w:eastAsiaTheme="minorEastAsia"/>
               <w:noProof/>
             </w:rPr>
           </w:pPr>
@@ -538,7 +539,7 @@
           <w:r>
             <w:fldChar w:fldCharType="separate"/>
           </w:r>
-          <w:hyperlink w:anchor="_Toc224391824" w:history="1">
+          <w:hyperlink w:anchor="_Toc224530817" w:history="1">
             <w:r>
               <w:rPr>
                 <w:rStyle w:val="Hyperlink"/>
@@ -550,6 +551,7 @@
             </w:r>
             <w:r>
               <w:rPr>
+                <w:rFonts w:eastAsiaTheme="minorEastAsia"/>
                 <w:noProof/>
               </w:rPr>
               <w:tab/>
@@ -582,7 +584,7 @@
                 <w:noProof/>
                 <w:webHidden/>
               </w:rPr>
-              <w:instrText xml:space="preserve"> PAGEREF _Toc224391824 \h </w:instrText>
+              <w:instrText xml:space="preserve"> PAGEREF _Toc224530817 \h </w:instrText>
             </w:r>
             <w:r>
               <w:rPr>
@@ -621,10 +623,11 @@
               <w:tab w:val="right" w:leader="dot" w:pos="9350"/>
             </w:tabs>
             <w:rPr>
+              <w:rFonts w:eastAsiaTheme="minorEastAsia"/>
               <w:noProof/>
             </w:rPr>
           </w:pPr>
-          <w:hyperlink w:anchor="_Toc224391825" w:history="1">
+          <w:hyperlink w:anchor="_Toc224530818" w:history="1">
             <w:r>
               <w:rPr>
                 <w:rStyle w:val="Hyperlink"/>
@@ -636,6 +639,7 @@
             </w:r>
             <w:r>
               <w:rPr>
+                <w:rFonts w:eastAsiaTheme="minorEastAsia"/>
                 <w:noProof/>
               </w:rPr>
               <w:tab/>
@@ -668,7 +672,7 @@
                 <w:noProof/>
                 <w:webHidden/>
               </w:rPr>
-              <w:instrText xml:space="preserve"> PAGEREF _Toc224391825 \h </w:instrText>
+              <w:instrText xml:space="preserve"> PAGEREF _Toc224530818 \h </w:instrText>
             </w:r>
             <w:r>
               <w:rPr>
@@ -707,10 +711,11 @@
               <w:tab w:val="right" w:leader="dot" w:pos="9350"/>
             </w:tabs>
             <w:rPr>
+              <w:rFonts w:eastAsiaTheme="minorEastAsia"/>
               <w:noProof/>
             </w:rPr>
           </w:pPr>
-          <w:hyperlink w:anchor="_Toc224391826" w:history="1">
+          <w:hyperlink w:anchor="_Toc224530819" w:history="1">
             <w:r>
               <w:rPr>
                 <w:rStyle w:val="Hyperlink"/>
@@ -722,6 +727,7 @@
             </w:r>
             <w:r>
               <w:rPr>
+                <w:rFonts w:eastAsiaTheme="minorEastAsia"/>
                 <w:noProof/>
               </w:rPr>
               <w:tab/>
@@ -754,7 +760,7 @@
                 <w:noProof/>
                 <w:webHidden/>
               </w:rPr>
-              <w:instrText xml:space="preserve"> PAGEREF _Toc224391826 \h </w:instrText>
+              <w:instrText xml:space="preserve"> PAGEREF _Toc224530819 \h </w:instrText>
             </w:r>
             <w:r>
               <w:rPr>
@@ -793,10 +799,11 @@
               <w:tab w:val="right" w:leader="dot" w:pos="9350"/>
             </w:tabs>
             <w:rPr>
+              <w:rFonts w:eastAsiaTheme="minorEastAsia"/>
               <w:noProof/>
             </w:rPr>
           </w:pPr>
-          <w:hyperlink w:anchor="_Toc224391827" w:history="1">
+          <w:hyperlink w:anchor="_Toc224530820" w:history="1">
             <w:r>
               <w:rPr>
                 <w:rStyle w:val="Hyperlink"/>
@@ -808,6 +815,7 @@
             </w:r>
             <w:r>
               <w:rPr>
+                <w:rFonts w:eastAsiaTheme="minorEastAsia"/>
                 <w:noProof/>
               </w:rPr>
               <w:tab/>
@@ -840,7 +848,7 @@
                 <w:noProof/>
                 <w:webHidden/>
               </w:rPr>
-              <w:instrText xml:space="preserve"> PAGEREF _Toc224391827 \h </w:instrText>
+              <w:instrText xml:space="preserve"> PAGEREF _Toc224530820 \h </w:instrText>
             </w:r>
             <w:r>
               <w:rPr>
@@ -879,10 +887,11 @@
               <w:tab w:val="right" w:leader="dot" w:pos="9350"/>
             </w:tabs>
             <w:rPr>
+              <w:rFonts w:eastAsiaTheme="minorEastAsia"/>
               <w:noProof/>
             </w:rPr>
           </w:pPr>
-          <w:hyperlink w:anchor="_Toc224391828" w:history="1">
+          <w:hyperlink w:anchor="_Toc224530821" w:history="1">
             <w:r>
               <w:rPr>
                 <w:rStyle w:val="Hyperlink"/>
@@ -894,6 +903,7 @@
             </w:r>
             <w:r>
               <w:rPr>
+                <w:rFonts w:eastAsiaTheme="minorEastAsia"/>
                 <w:noProof/>
               </w:rPr>
               <w:tab/>
@@ -926,7 +936,7 @@
                 <w:noProof/>
                 <w:webHidden/>
               </w:rPr>
-              <w:instrText xml:space="preserve"> PAGEREF _Toc224391828 \h </w:instrText>
+              <w:instrText xml:space="preserve"> PAGEREF _Toc224530821 \h </w:instrText>
             </w:r>
             <w:r>
               <w:rPr>
@@ -965,10 +975,11 @@
               <w:tab w:val="right" w:leader="dot" w:pos="9350"/>
             </w:tabs>
             <w:rPr>
+              <w:rFonts w:eastAsiaTheme="minorEastAsia"/>
               <w:noProof/>
             </w:rPr>
           </w:pPr>
-          <w:hyperlink w:anchor="_Toc224391829" w:history="1">
+          <w:hyperlink w:anchor="_Toc224530822" w:history="1">
             <w:r>
               <w:rPr>
                 <w:rStyle w:val="Hyperlink"/>
@@ -980,6 +991,7 @@
             </w:r>
             <w:r>
               <w:rPr>
+                <w:rFonts w:eastAsiaTheme="minorEastAsia"/>
                 <w:noProof/>
               </w:rPr>
               <w:tab/>
@@ -1012,7 +1024,7 @@
                 <w:noProof/>
                 <w:webHidden/>
               </w:rPr>
-              <w:instrText xml:space="preserve"> PAGEREF _Toc224391829 \h </w:instrText>
+              <w:instrText xml:space="preserve"> PAGEREF _Toc224530822 \h </w:instrText>
             </w:r>
             <w:r>
               <w:rPr>
@@ -1110,7 +1122,7 @@
           <w:bCs/>
         </w:rPr>
       </w:pPr>
-      <w:bookmarkStart w:id="0" w:name="_Toc224391824"/>
+      <w:bookmarkStart w:id="0" w:name="_Toc224530817"/>
       <w:proofErr w:type="spellStart"/>
       <w:r>
         <w:rPr>
@@ -1131,6 +1143,7 @@
       <w:bookmarkEnd w:id="0"/>
     </w:p>
     <w:p/>
+    <w:p/>
     <w:p>
       <w:pPr>
         <w:pStyle w:val="ListParagraph"/>
@@ -1144,7 +1157,7 @@
           <w:bCs/>
         </w:rPr>
       </w:pPr>
-      <w:bookmarkStart w:id="1" w:name="_Toc224391825"/>
+      <w:bookmarkStart w:id="1" w:name="_Toc224530818"/>
       <w:proofErr w:type="spellStart"/>
       <w:r>
         <w:rPr>
@@ -1210,7 +1223,7 @@
           <w:bCs/>
         </w:rPr>
       </w:pPr>
-      <w:bookmarkStart w:id="2" w:name="_Toc224391826"/>
+      <w:bookmarkStart w:id="2" w:name="_Toc224530819"/>
       <w:proofErr w:type="spellStart"/>
       <w:r>
         <w:rPr>
@@ -1230,6 +1243,7 @@
       <w:bookmarkEnd w:id="2"/>
     </w:p>
     <w:p/>
+    <w:p/>
     <w:p>
       <w:pPr>
         <w:pStyle w:val="ListParagraph"/>
@@ -1243,7 +1257,7 @@
           <w:bCs/>
         </w:rPr>
       </w:pPr>
-      <w:bookmarkStart w:id="3" w:name="_Toc224391827"/>
+      <w:bookmarkStart w:id="3" w:name="_Toc224530820"/>
       <w:proofErr w:type="spellStart"/>
       <w:r>
         <w:rPr>
@@ -1293,7 +1307,7 @@
           <w:bCs/>
         </w:rPr>
       </w:pPr>
-      <w:bookmarkStart w:id="4" w:name="_Toc224391828"/>
+      <w:bookmarkStart w:id="4" w:name="_Toc224530821"/>
       <w:proofErr w:type="spellStart"/>
       <w:r>
         <w:rPr>
@@ -1313,6 +1327,7 @@
       <w:bookmarkEnd w:id="4"/>
     </w:p>
     <w:p/>
+    <w:p/>
     <w:p>
       <w:pPr>
         <w:pStyle w:val="ListParagraph"/>
@@ -1326,7 +1341,7 @@
           <w:bCs/>
         </w:rPr>
       </w:pPr>
-      <w:bookmarkStart w:id="5" w:name="_Toc224391829"/>
+      <w:bookmarkStart w:id="5" w:name="_Toc224530822"/>
       <w:proofErr w:type="spellStart"/>
       <w:r>
         <w:rPr>
